--- a/progSpros_back/templates/Шаблон Пояснительная записка Примечание.docx
+++ b/progSpros_back/templates/Шаблон Пояснительная записка Примечание.docx
@@ -506,7 +506,7 @@
           <w:shd w:fill="auto" w:val="clear"/>
           <w:lang w:val="ru-RU" w:eastAsia="en-US" w:bidi="ar-SA"/>
         </w:rPr>
-        <w:t>Объект по ПГ — подключение  потребителя планируется к объекту Программы газификации.</w:t>
+        <w:t>Объект по ПГ — подключение потребителя планируется к объекту Программы газификации.</w:t>
       </w:r>
     </w:p>
     <w:p>
